--- a/output/jason-toups-resume.docx
+++ b/output/jason-toups-resume.docx
@@ -101,13 +101,13 @@
       </w:hyperlink>
     </w:p>
     <w:bookmarkEnd w:id="25"/>
-    <w:bookmarkStart w:id="26" w:name="X710a4a914a8adcf19cd9afbc267c7f8ecbc54ea"/>
+    <w:bookmarkStart w:id="26" w:name="X7bbd631c59e8641c8dc8c1d0ba39ca33082ad5a"/>
     <w:p>
       <w:pPr>
         <w:pStyle w:val="Heading5"/>
       </w:pPr>
       <w:r>
-        <w:t xml:space="preserve">AI-Fluent Frontend Engineer specializing in production-ready applications, with 20+ years delivering scalable software solutions from blockchain platforms to enterprise systems</w:t>
+        <w:t xml:space="preserve">Senior Frontend Engineer specializing in scalable, accessible, and production-ready applications, with 20+ years delivering reliable software systems across AI, financial, and enterprise platforms</w:t>
       </w:r>
     </w:p>
     <w:bookmarkEnd w:id="26"/>
@@ -128,8 +128,8 @@
         <w:tblLook w:firstRow="0" w:lastRow="0" w:firstColumn="0" w:lastColumn="0" w:noHBand="0" w:noVBand="0" w:val="0000"/>
       </w:tblPr>
       <w:tblGrid>
-        <w:gridCol w:w="941"/>
-        <w:gridCol w:w="6978"/>
+        <w:gridCol w:w="857"/>
+        <w:gridCol w:w="7062"/>
       </w:tblGrid>
       <w:tr>
         <w:tc>
@@ -187,7 +187,7 @@
               <w:jc w:val="center"/>
             </w:pPr>
             <w:r>
-              <w:t xml:space="preserve">NextJS • React • Tailwind • React-Native • Docker • Crew AI • MCP Servers • Git • NodeJS • RxJS • JQuery</w:t>
+              <w:t xml:space="preserve">NextJS • React • Tailwind • React-Native • Docker • Crew AI • MCP Servers • Git • NodeJS • Angular • Vue</w:t>
             </w:r>
           </w:p>
         </w:tc>
@@ -219,7 +219,7 @@
               <w:jc w:val="center"/>
             </w:pPr>
             <w:r>
-              <w:t xml:space="preserve">Software Releases • Technical Documentation • Figma • UI/UX Design • Affinity Designer • Adobe Creative Suite • Agile • JIRA •</w:t>
+              <w:t xml:space="preserve">Design Systems • Accessibility (WCAG) • Software Releases • Technical Documentation • Figma • UI/UX Design • Release Management • Mentorship</w:t>
             </w:r>
           </w:p>
         </w:tc>
@@ -249,7 +249,7 @@
         <w:pStyle w:val="FirstParagraph"/>
       </w:pPr>
       <w:r>
-        <w:t xml:space="preserve">DFINITY Foundation is a not-for-profit organization developing the</w:t>
+        <w:t xml:space="preserve">DFINITY Foundation develops the</w:t>
       </w:r>
       <w:r>
         <w:t xml:space="preserve"> </w:t>
@@ -262,7 +262,20 @@
         <w:t xml:space="preserve">Internet Computer</w:t>
       </w:r>
       <w:r>
-        <w:t xml:space="preserve">, a revolutionary</w:t>
+        <w:t xml:space="preserve">, a decentralized cloud platform. Contributed to the launch of</w:t>
+      </w:r>
+      <w:r>
+        <w:t xml:space="preserve"> </w:t>
+      </w:r>
+      <w:r>
+        <w:rPr>
+          <w:b/>
+          <w:bCs/>
+        </w:rPr>
+        <w:t xml:space="preserve">Caffeine AI</w:t>
+      </w:r>
+      <w:r>
+        <w:t xml:space="preserve">, an AI-powered application platform enabling users to build applications through natural language workflows. Worked with</w:t>
       </w:r>
       <w:r>
         <w:t xml:space="preserve"> </w:t>
@@ -272,13 +285,10 @@
           <w:i/>
           <w:iCs/>
         </w:rPr>
-        <w:t xml:space="preserve">blockchain network</w:t>
-      </w:r>
-      <w:r>
-        <w:t xml:space="preserve"> </w:t>
-      </w:r>
-      <w:r>
-        <w:t xml:space="preserve">that transforms the internet into a</w:t>
+        <w:t xml:space="preserve">NextJS</w:t>
+      </w:r>
+      <w:r>
+        <w:t xml:space="preserve">,</w:t>
       </w:r>
       <w:r>
         <w:t xml:space="preserve"> </w:t>
@@ -288,23 +298,10 @@
           <w:i/>
           <w:iCs/>
         </w:rPr>
-        <w:t xml:space="preserve">decentralized cloud</w:t>
-      </w:r>
-      <w:r>
-        <w:t xml:space="preserve">. Home to</w:t>
-      </w:r>
-      <w:r>
-        <w:t xml:space="preserve"> </w:t>
-      </w:r>
-      <w:r>
-        <w:rPr>
-          <w:b/>
-          <w:bCs/>
-        </w:rPr>
-        <w:t xml:space="preserve">Caffeine AI</w:t>
-      </w:r>
-      <w:r>
-        <w:t xml:space="preserve">, the world’s first</w:t>
+        <w:t xml:space="preserve">Typescript</w:t>
+      </w:r>
+      <w:r>
+        <w:t xml:space="preserve">, and</w:t>
       </w:r>
       <w:r>
         <w:t xml:space="preserve"> </w:t>
@@ -314,13 +311,356 @@
           <w:i/>
           <w:iCs/>
         </w:rPr>
-        <w:t xml:space="preserve">self-writing apps</w:t>
-      </w:r>
-      <w:r>
-        <w:t xml:space="preserve"> </w:t>
-      </w:r>
-      <w:r>
-        <w:t xml:space="preserve">platform that enables users to create fully decentralized applications using natural language conversations, deployed</w:t>
+        <w:t xml:space="preserve">Tailwind</w:t>
+      </w:r>
+      <w:r>
+        <w:t xml:space="preserve"> </w:t>
+      </w:r>
+      <w:r>
+        <w:t xml:space="preserve">on the Caffeine AI Team.</w:t>
+      </w:r>
+    </w:p>
+    <w:p>
+      <w:pPr>
+        <w:pStyle w:val="Compact"/>
+        <w:numPr>
+          <w:ilvl w:val="0"/>
+          <w:numId w:val="1001"/>
+        </w:numPr>
+      </w:pPr>
+      <w:r>
+        <w:rPr>
+          <w:b/>
+          <w:bCs/>
+        </w:rPr>
+        <w:t xml:space="preserve">Played a key role</w:t>
+      </w:r>
+      <w:r>
+        <w:t xml:space="preserve"> </w:t>
+      </w:r>
+      <w:r>
+        <w:t xml:space="preserve">in the public demo and launch of Caffeine, building production-grade applications from design through deployment.</w:t>
+      </w:r>
+    </w:p>
+    <w:p>
+      <w:pPr>
+        <w:pStyle w:val="Compact"/>
+        <w:numPr>
+          <w:ilvl w:val="0"/>
+          <w:numId w:val="1001"/>
+        </w:numPr>
+      </w:pPr>
+      <w:r>
+        <w:rPr>
+          <w:b/>
+          <w:bCs/>
+        </w:rPr>
+        <w:t xml:space="preserve">Led</w:t>
+      </w:r>
+      <w:r>
+        <w:t xml:space="preserve"> </w:t>
+      </w:r>
+      <w:r>
+        <w:t xml:space="preserve">platform-wide UI/UX Design System standardization across the App Marketplace and Core App, improving consistency and accessibility.</w:t>
+      </w:r>
+    </w:p>
+    <w:p>
+      <w:pPr>
+        <w:pStyle w:val="Compact"/>
+        <w:numPr>
+          <w:ilvl w:val="0"/>
+          <w:numId w:val="1001"/>
+        </w:numPr>
+      </w:pPr>
+      <w:r>
+        <w:rPr>
+          <w:b/>
+          <w:bCs/>
+        </w:rPr>
+        <w:t xml:space="preserve">Engineered</w:t>
+      </w:r>
+      <w:r>
+        <w:t xml:space="preserve"> </w:t>
+      </w:r>
+      <w:r>
+        <w:t xml:space="preserve">scalable React/TypeScript architecture with mobile-first and responsive design principles.</w:t>
+      </w:r>
+    </w:p>
+    <w:p>
+      <w:pPr>
+        <w:pStyle w:val="Compact"/>
+        <w:numPr>
+          <w:ilvl w:val="0"/>
+          <w:numId w:val="1001"/>
+        </w:numPr>
+      </w:pPr>
+      <w:r>
+        <w:rPr>
+          <w:b/>
+          <w:bCs/>
+        </w:rPr>
+        <w:t xml:space="preserve">Developed</w:t>
+      </w:r>
+      <w:r>
+        <w:t xml:space="preserve"> </w:t>
+      </w:r>
+      <w:r>
+        <w:t xml:space="preserve">130 frontend templates used as structured training data for AI-assisted site generation.</w:t>
+      </w:r>
+    </w:p>
+    <w:p>
+      <w:pPr>
+        <w:pStyle w:val="Compact"/>
+        <w:numPr>
+          <w:ilvl w:val="0"/>
+          <w:numId w:val="1001"/>
+        </w:numPr>
+      </w:pPr>
+      <w:r>
+        <w:rPr>
+          <w:b/>
+          <w:bCs/>
+        </w:rPr>
+        <w:t xml:space="preserve">Built</w:t>
+      </w:r>
+      <w:r>
+        <w:t xml:space="preserve"> </w:t>
+      </w:r>
+      <w:r>
+        <w:t xml:space="preserve">AI workflows in Python using CrewAI and MCP servers to generate technical documentation and structured application templates.</w:t>
+      </w:r>
+    </w:p>
+    <w:p>
+      <w:pPr>
+        <w:pStyle w:val="Compact"/>
+        <w:numPr>
+          <w:ilvl w:val="0"/>
+          <w:numId w:val="1001"/>
+        </w:numPr>
+      </w:pPr>
+      <w:r>
+        <w:rPr>
+          <w:b/>
+          <w:bCs/>
+        </w:rPr>
+        <w:t xml:space="preserve">Engineered</w:t>
+      </w:r>
+      <w:r>
+        <w:t xml:space="preserve"> </w:t>
+      </w:r>
+      <w:r>
+        <w:t xml:space="preserve">a chat interface for interacting with Large Language Models.</w:t>
+      </w:r>
+    </w:p>
+    <w:p>
+      <w:pPr>
+        <w:pStyle w:val="Compact"/>
+        <w:numPr>
+          <w:ilvl w:val="0"/>
+          <w:numId w:val="1001"/>
+        </w:numPr>
+      </w:pPr>
+      <w:r>
+        <w:rPr>
+          <w:b/>
+          <w:bCs/>
+        </w:rPr>
+        <w:t xml:space="preserve">Strengthened</w:t>
+      </w:r>
+      <w:r>
+        <w:t xml:space="preserve"> </w:t>
+      </w:r>
+      <w:r>
+        <w:t xml:space="preserve">authentication flows and improved user experience across core platform surfaces.</w:t>
+      </w:r>
+    </w:p>
+    <w:p>
+      <w:pPr>
+        <w:pStyle w:val="FirstParagraph"/>
+      </w:pPr>
+      <w:r>
+        <w:rPr>
+          <w:b/>
+          <w:bCs/>
+        </w:rPr>
+        <w:t xml:space="preserve">Skills:</w:t>
+      </w:r>
+      <w:r>
+        <w:t xml:space="preserve"> </w:t>
+      </w:r>
+      <w:r>
+        <w:t xml:space="preserve">TypeScript · NextJS · React · Tailwind · Design Systems · Python · CrewAI · MCP Servers · Accessibility · Technical Documentation</w:t>
+      </w:r>
+    </w:p>
+    <w:bookmarkEnd w:id="28"/>
+    <w:bookmarkStart w:id="29" w:name="X9594d9fe4eab5f44680615386c0f2d78520b5bf"/>
+    <w:p>
+      <w:pPr>
+        <w:pStyle w:val="Heading3"/>
+      </w:pPr>
+      <w:r>
+        <w:t xml:space="preserve">Pointment : Full Stack Engineer / February 2024 - October 2024 / San Francisco</w:t>
+      </w:r>
+    </w:p>
+    <w:p>
+      <w:pPr>
+        <w:pStyle w:val="FirstParagraph"/>
+      </w:pPr>
+      <w:r>
+        <w:t xml:space="preserve">Series A Startup</w:t>
+      </w:r>
+      <w:r>
+        <w:t xml:space="preserve"> </w:t>
+      </w:r>
+      <w:r>
+        <w:rPr>
+          <w:b/>
+          <w:bCs/>
+        </w:rPr>
+        <w:t xml:space="preserve">Nail Bar Appointment System</w:t>
+      </w:r>
+      <w:r>
+        <w:t xml:space="preserve">, built with React &amp; React-Native, Typescript &amp; PostgreSQL for 5 clients in the Bay Area, with Admin &amp; Client portals.</w:t>
+      </w:r>
+    </w:p>
+    <w:p>
+      <w:pPr>
+        <w:pStyle w:val="Compact"/>
+        <w:numPr>
+          <w:ilvl w:val="0"/>
+          <w:numId w:val="1002"/>
+        </w:numPr>
+      </w:pPr>
+      <w:r>
+        <w:rPr>
+          <w:b/>
+          <w:bCs/>
+        </w:rPr>
+        <w:t xml:space="preserve">Improved</w:t>
+      </w:r>
+      <w:r>
+        <w:t xml:space="preserve"> </w:t>
+      </w:r>
+      <w:r>
+        <w:t xml:space="preserve">error logging on Admin portal, reducing lead time to diagnose errors by 12%.</w:t>
+      </w:r>
+    </w:p>
+    <w:p>
+      <w:pPr>
+        <w:pStyle w:val="Compact"/>
+        <w:numPr>
+          <w:ilvl w:val="0"/>
+          <w:numId w:val="1002"/>
+        </w:numPr>
+      </w:pPr>
+      <w:r>
+        <w:rPr>
+          <w:b/>
+          <w:bCs/>
+        </w:rPr>
+        <w:t xml:space="preserve">Created</w:t>
+      </w:r>
+      <w:r>
+        <w:t xml:space="preserve"> </w:t>
+      </w:r>
+      <w:r>
+        <w:t xml:space="preserve">client follow-up email workflows with dynamic personalization, improving retention rates by 7%.</w:t>
+      </w:r>
+    </w:p>
+    <w:p>
+      <w:pPr>
+        <w:pStyle w:val="Compact"/>
+        <w:numPr>
+          <w:ilvl w:val="0"/>
+          <w:numId w:val="1002"/>
+        </w:numPr>
+      </w:pPr>
+      <w:r>
+        <w:rPr>
+          <w:b/>
+          <w:bCs/>
+        </w:rPr>
+        <w:t xml:space="preserve">Managed</w:t>
+      </w:r>
+      <w:r>
+        <w:t xml:space="preserve"> </w:t>
+      </w:r>
+      <w:r>
+        <w:t xml:space="preserve">release verification &amp; deployment process, improving reliability through structured checklists.</w:t>
+      </w:r>
+    </w:p>
+    <w:p>
+      <w:pPr>
+        <w:pStyle w:val="Compact"/>
+        <w:numPr>
+          <w:ilvl w:val="0"/>
+          <w:numId w:val="1002"/>
+        </w:numPr>
+      </w:pPr>
+      <w:r>
+        <w:rPr>
+          <w:b/>
+          <w:bCs/>
+        </w:rPr>
+        <w:t xml:space="preserve">Authored</w:t>
+      </w:r>
+      <w:r>
+        <w:t xml:space="preserve"> </w:t>
+      </w:r>
+      <w:r>
+        <w:t xml:space="preserve">technical documentation in Markdown to support onboarding and long-term maintainability.</w:t>
+      </w:r>
+    </w:p>
+    <w:p>
+      <w:pPr>
+        <w:pStyle w:val="FirstParagraph"/>
+      </w:pPr>
+      <w:r>
+        <w:rPr>
+          <w:b/>
+          <w:bCs/>
+        </w:rPr>
+        <w:t xml:space="preserve">Skills:</w:t>
+      </w:r>
+      <w:r>
+        <w:t xml:space="preserve"> </w:t>
+      </w:r>
+      <w:r>
+        <w:t xml:space="preserve">TypeScript · React · React Native · Technical Documentation · Training · JavaScript</w:t>
+      </w:r>
+    </w:p>
+    <w:bookmarkEnd w:id="29"/>
+    <w:bookmarkStart w:id="30" w:name="X6f6c515e9a846391196e28cbcef2adeadc99ef3"/>
+    <w:p>
+      <w:pPr>
+        <w:pStyle w:val="Heading3"/>
+      </w:pPr>
+      <w:r>
+        <w:t xml:space="preserve">Bill : Sr. Front End Engineer / Jul 2022 - Dec 2023 / San Jose</w:t>
+      </w:r>
+    </w:p>
+    <w:p>
+      <w:pPr>
+        <w:pStyle w:val="FirstParagraph"/>
+      </w:pPr>
+      <w:r>
+        <w:t xml:space="preserve">Automated</w:t>
+      </w:r>
+      <w:r>
+        <w:t xml:space="preserve"> </w:t>
+      </w:r>
+      <w:r>
+        <w:rPr>
+          <w:b/>
+          <w:bCs/>
+        </w:rPr>
+        <w:t xml:space="preserve">financial operations platform</w:t>
+      </w:r>
+      <w:r>
+        <w:t xml:space="preserve"> </w:t>
+      </w:r>
+      <w:r>
+        <w:t xml:space="preserve">providing end-to-end bill payments, invoicing, and accounts payable/receivable management for</w:t>
       </w:r>
       <w:r>
         <w:t xml:space="preserve"> </w:t>
@@ -330,234 +670,98 @@
           <w:i/>
           <w:iCs/>
         </w:rPr>
-        <w:t xml:space="preserve">directly on the blockchain</w:t>
-      </w:r>
-      <w:r>
-        <w:t xml:space="preserve"> </w:t>
-      </w:r>
-      <w:r>
-        <w:t xml:space="preserve">without traditional coding. Worked with</w:t>
-      </w:r>
-      <w:r>
-        <w:t xml:space="preserve"> </w:t>
-      </w:r>
-      <w:r>
-        <w:rPr>
-          <w:i/>
-          <w:iCs/>
-        </w:rPr>
-        <w:t xml:space="preserve">NextJS</w:t>
-      </w:r>
-      <w:r>
-        <w:t xml:space="preserve">,</w:t>
-      </w:r>
-      <w:r>
-        <w:t xml:space="preserve"> </w:t>
-      </w:r>
-      <w:r>
-        <w:rPr>
-          <w:i/>
-          <w:iCs/>
-        </w:rPr>
-        <w:t xml:space="preserve">Typescript</w:t>
-      </w:r>
-      <w:r>
-        <w:t xml:space="preserve"> </w:t>
-      </w:r>
-      <w:r>
-        <w:t xml:space="preserve">and</w:t>
-      </w:r>
-      <w:r>
-        <w:t xml:space="preserve"> </w:t>
-      </w:r>
-      <w:r>
-        <w:rPr>
-          <w:i/>
-          <w:iCs/>
-        </w:rPr>
-        <w:t xml:space="preserve">Tailwind</w:t>
-      </w:r>
-      <w:r>
-        <w:t xml:space="preserve"> </w:t>
-      </w:r>
-      <w:r>
-        <w:t xml:space="preserve">on the Caffeine AI Team.</w:t>
-      </w:r>
-    </w:p>
-    <w:p>
-      <w:pPr>
-        <w:pStyle w:val="Compact"/>
-        <w:numPr>
-          <w:ilvl w:val="0"/>
-          <w:numId w:val="1001"/>
-        </w:numPr>
-      </w:pPr>
-      <w:r>
-        <w:rPr>
-          <w:b/>
-          <w:bCs/>
-        </w:rPr>
-        <w:t xml:space="preserve">Built</w:t>
-      </w:r>
-      <w:r>
-        <w:t xml:space="preserve"> </w:t>
-      </w:r>
-      <w:r>
-        <w:t xml:space="preserve">several Decentralized Applications for Caffeine’s launch, including Tiny Tasks (featured in the live launch demo) and Habitual, demonstrating full ownership from design and development to deployment.</w:t>
-      </w:r>
-    </w:p>
-    <w:p>
-      <w:pPr>
-        <w:pStyle w:val="Compact"/>
-        <w:numPr>
-          <w:ilvl w:val="0"/>
-          <w:numId w:val="1001"/>
-        </w:numPr>
-      </w:pPr>
-      <w:r>
-        <w:rPr>
-          <w:b/>
-          <w:bCs/>
-        </w:rPr>
-        <w:t xml:space="preserve">Led</w:t>
-      </w:r>
-      <w:r>
-        <w:t xml:space="preserve"> </w:t>
-      </w:r>
-      <w:r>
-        <w:t xml:space="preserve">platform-wide UI/UX Design System across the App Marketplace and Core App, standardized theming architecture, and resolved critical user experience issues like Internet Identity sign-in flows.</w:t>
-      </w:r>
-    </w:p>
-    <w:p>
-      <w:pPr>
-        <w:pStyle w:val="Compact"/>
-        <w:numPr>
-          <w:ilvl w:val="0"/>
-          <w:numId w:val="1001"/>
-        </w:numPr>
-      </w:pPr>
-      <w:r>
-        <w:rPr>
-          <w:b/>
-          <w:bCs/>
-        </w:rPr>
-        <w:t xml:space="preserve">Enabled</w:t>
-      </w:r>
-      <w:r>
-        <w:t xml:space="preserve"> </w:t>
-      </w:r>
-      <w:r>
-        <w:t xml:space="preserve">cross-team collaboration during Caffeine’s high-stakes product launch through comprehensive technical documentation, shared component libraries, and developer enablement tools.</w:t>
-      </w:r>
-    </w:p>
-    <w:p>
-      <w:pPr>
-        <w:pStyle w:val="Compact"/>
-        <w:numPr>
-          <w:ilvl w:val="0"/>
-          <w:numId w:val="1001"/>
-        </w:numPr>
-      </w:pPr>
-      <w:r>
-        <w:rPr>
-          <w:b/>
-          <w:bCs/>
-        </w:rPr>
-        <w:t xml:space="preserve">Architected</w:t>
-      </w:r>
-      <w:r>
-        <w:t xml:space="preserve"> </w:t>
-      </w:r>
-      <w:r>
-        <w:t xml:space="preserve">modern React/TypeScript solutions with mobile-first design, improving both developer experience and end-user experience.</w:t>
-      </w:r>
-    </w:p>
-    <w:p>
-      <w:pPr>
-        <w:pStyle w:val="Compact"/>
-        <w:numPr>
-          <w:ilvl w:val="0"/>
-          <w:numId w:val="1001"/>
-        </w:numPr>
-      </w:pPr>
-      <w:r>
-        <w:rPr>
-          <w:b/>
-          <w:bCs/>
-        </w:rPr>
-        <w:t xml:space="preserve">Engineered</w:t>
-      </w:r>
-      <w:r>
-        <w:t xml:space="preserve"> </w:t>
-      </w:r>
-      <w:r>
-        <w:t xml:space="preserve">130 website frontend templates to be used as a RAG for our Caffeine AI Website Builder.</w:t>
-      </w:r>
-    </w:p>
-    <w:p>
-      <w:pPr>
-        <w:pStyle w:val="Compact"/>
-        <w:numPr>
-          <w:ilvl w:val="0"/>
-          <w:numId w:val="1001"/>
-        </w:numPr>
-      </w:pPr>
-      <w:r>
-        <w:rPr>
-          <w:b/>
-          <w:bCs/>
-        </w:rPr>
-        <w:t xml:space="preserve">Developed</w:t>
-      </w:r>
-      <w:r>
-        <w:t xml:space="preserve"> </w:t>
-      </w:r>
-      <w:r>
-        <w:t xml:space="preserve">a Python website template generation system using CrewAI and MCP servers, with a mini software development team of 3 Agents and 3 Flows, to interact with the LLM and create technical documentation before building each template.</w:t>
-      </w:r>
-    </w:p>
-    <w:p>
-      <w:pPr>
-        <w:pStyle w:val="Compact"/>
-        <w:numPr>
-          <w:ilvl w:val="0"/>
-          <w:numId w:val="1001"/>
-        </w:numPr>
-      </w:pPr>
-      <w:r>
-        <w:rPr>
-          <w:b/>
-          <w:bCs/>
-        </w:rPr>
-        <w:t xml:space="preserve">Developed</w:t>
-      </w:r>
-      <w:r>
-        <w:t xml:space="preserve"> </w:t>
-      </w:r>
-      <w:r>
-        <w:t xml:space="preserve">Tailwind design system for Motoko-Training template sample-app to be used on all new apps created for Motoko-Training.</w:t>
-      </w:r>
-    </w:p>
-    <w:p>
-      <w:pPr>
-        <w:pStyle w:val="Compact"/>
-        <w:numPr>
-          <w:ilvl w:val="0"/>
-          <w:numId w:val="1001"/>
-        </w:numPr>
-      </w:pPr>
-      <w:r>
-        <w:rPr>
-          <w:b/>
-          <w:bCs/>
-        </w:rPr>
-        <w:t xml:space="preserve">Updated</w:t>
-      </w:r>
-      <w:r>
-        <w:t xml:space="preserve"> </w:t>
-      </w:r>
-      <w:r>
-        <w:t xml:space="preserve">the styling for the KYC-site and Dashboard.</w:t>
+        <w:t xml:space="preserve">SMBs and midsize companies</w:t>
+      </w:r>
+      <w:r>
+        <w:t xml:space="preserve">. AI-enabled platform streamlining payment processes and international transactions.</w:t>
+      </w:r>
+    </w:p>
+    <w:p>
+      <w:pPr>
+        <w:pStyle w:val="Compact"/>
+        <w:numPr>
+          <w:ilvl w:val="0"/>
+          <w:numId w:val="1003"/>
+        </w:numPr>
+      </w:pPr>
+      <w:r>
+        <w:rPr>
+          <w:b/>
+          <w:bCs/>
+        </w:rPr>
+        <w:t xml:space="preserve">Expanded</w:t>
+      </w:r>
+      <w:r>
+        <w:t xml:space="preserve"> </w:t>
+      </w:r>
+      <w:r>
+        <w:t xml:space="preserve">Domestic payment flows to support International transactions, increasing revenue by 15%.</w:t>
+      </w:r>
+    </w:p>
+    <w:p>
+      <w:pPr>
+        <w:pStyle w:val="Compact"/>
+        <w:numPr>
+          <w:ilvl w:val="0"/>
+          <w:numId w:val="1003"/>
+        </w:numPr>
+      </w:pPr>
+      <w:r>
+        <w:rPr>
+          <w:b/>
+          <w:bCs/>
+        </w:rPr>
+        <w:t xml:space="preserve">Collaborated</w:t>
+      </w:r>
+      <w:r>
+        <w:t xml:space="preserve"> </w:t>
+      </w:r>
+      <w:r>
+        <w:t xml:space="preserve">across multiple engineering teams to deliver production features in a regulated financial environment.</w:t>
+      </w:r>
+    </w:p>
+    <w:p>
+      <w:pPr>
+        <w:pStyle w:val="Compact"/>
+        <w:numPr>
+          <w:ilvl w:val="0"/>
+          <w:numId w:val="1003"/>
+        </w:numPr>
+      </w:pPr>
+      <w:r>
+        <w:rPr>
+          <w:b/>
+          <w:bCs/>
+        </w:rPr>
+        <w:t xml:space="preserve">Automated</w:t>
+      </w:r>
+      <w:r>
+        <w:t xml:space="preserve"> </w:t>
+      </w:r>
+      <w:r>
+        <w:t xml:space="preserve">repetitive engineering tasks with custom scripts to improve team efficiency.</w:t>
+      </w:r>
+    </w:p>
+    <w:p>
+      <w:pPr>
+        <w:pStyle w:val="Compact"/>
+        <w:numPr>
+          <w:ilvl w:val="0"/>
+          <w:numId w:val="1003"/>
+        </w:numPr>
+      </w:pPr>
+      <w:r>
+        <w:rPr>
+          <w:b/>
+          <w:bCs/>
+        </w:rPr>
+        <w:t xml:space="preserve">Created</w:t>
+      </w:r>
+      <w:r>
+        <w:t xml:space="preserve"> </w:t>
+      </w:r>
+      <w:r>
+        <w:t xml:space="preserve">onboarding documentation to standardize workflows and reduce ramp-up time for new engineers.</w:t>
       </w:r>
     </w:p>
     <w:p>
@@ -575,339 +779,7 @@
         <w:t xml:space="preserve"> </w:t>
       </w:r>
       <w:r>
-        <w:t xml:space="preserve">TypeScript · NextJS · React · Tailwind · Design Systems · Python · CrewAI · MCP Servers · Technical Documentation · Mentorship</w:t>
-      </w:r>
-    </w:p>
-    <w:bookmarkEnd w:id="28"/>
-    <w:bookmarkStart w:id="29" w:name="X9594d9fe4eab5f44680615386c0f2d78520b5bf"/>
-    <w:p>
-      <w:pPr>
-        <w:pStyle w:val="Heading3"/>
-      </w:pPr>
-      <w:r>
-        <w:t xml:space="preserve">Pointment : Full Stack Engineer / February 2024 - October 2024 / San Francisco</w:t>
-      </w:r>
-    </w:p>
-    <w:p>
-      <w:pPr>
-        <w:pStyle w:val="FirstParagraph"/>
-      </w:pPr>
-      <w:r>
-        <w:t xml:space="preserve">Series A Startup</w:t>
-      </w:r>
-      <w:r>
-        <w:t xml:space="preserve"> </w:t>
-      </w:r>
-      <w:r>
-        <w:rPr>
-          <w:b/>
-          <w:bCs/>
-        </w:rPr>
-        <w:t xml:space="preserve">Nail Bar Appointment System</w:t>
-      </w:r>
-      <w:r>
-        <w:t xml:space="preserve">, built with React &amp; React-Native, Typescript &amp; PostgreSQL for 5 clients in the Bay Area, with Admin &amp; Client portals.</w:t>
-      </w:r>
-    </w:p>
-    <w:p>
-      <w:pPr>
-        <w:pStyle w:val="Compact"/>
-        <w:numPr>
-          <w:ilvl w:val="0"/>
-          <w:numId w:val="1002"/>
-        </w:numPr>
-      </w:pPr>
-      <w:r>
-        <w:rPr>
-          <w:b/>
-          <w:bCs/>
-        </w:rPr>
-        <w:t xml:space="preserve">Improved</w:t>
-      </w:r>
-      <w:r>
-        <w:t xml:space="preserve"> </w:t>
-      </w:r>
-      <w:r>
-        <w:t xml:space="preserve">error logging on Admin portal, reducing lead time to diagnose errors by 12%.</w:t>
-      </w:r>
-    </w:p>
-    <w:p>
-      <w:pPr>
-        <w:pStyle w:val="Compact"/>
-        <w:numPr>
-          <w:ilvl w:val="0"/>
-          <w:numId w:val="1002"/>
-        </w:numPr>
-      </w:pPr>
-      <w:r>
-        <w:rPr>
-          <w:b/>
-          <w:bCs/>
-        </w:rPr>
-        <w:t xml:space="preserve">Created</w:t>
-      </w:r>
-      <w:r>
-        <w:t xml:space="preserve"> </w:t>
-      </w:r>
-      <w:r>
-        <w:t xml:space="preserve">client follow-up email feature, utilizing more dynamic fields to personalize outreach, which improved retention rates by 7%.</w:t>
-      </w:r>
-    </w:p>
-    <w:p>
-      <w:pPr>
-        <w:pStyle w:val="Compact"/>
-        <w:numPr>
-          <w:ilvl w:val="0"/>
-          <w:numId w:val="1002"/>
-        </w:numPr>
-      </w:pPr>
-      <w:r>
-        <w:rPr>
-          <w:b/>
-          <w:bCs/>
-        </w:rPr>
-        <w:t xml:space="preserve">Managed</w:t>
-      </w:r>
-      <w:r>
-        <w:t xml:space="preserve"> </w:t>
-      </w:r>
-      <w:r>
-        <w:t xml:space="preserve">release verification &amp; deployment process, improving reliability by publishing checklists for the team.</w:t>
-      </w:r>
-    </w:p>
-    <w:p>
-      <w:pPr>
-        <w:pStyle w:val="Compact"/>
-        <w:numPr>
-          <w:ilvl w:val="0"/>
-          <w:numId w:val="1002"/>
-        </w:numPr>
-      </w:pPr>
-      <w:r>
-        <w:rPr>
-          <w:b/>
-          <w:bCs/>
-        </w:rPr>
-        <w:t xml:space="preserve">Created</w:t>
-      </w:r>
-      <w:r>
-        <w:t xml:space="preserve"> </w:t>
-      </w:r>
-      <w:r>
-        <w:t xml:space="preserve">training documentation in Markdown, located in the documentation folder of the code repository.</w:t>
-      </w:r>
-    </w:p>
-    <w:p>
-      <w:pPr>
-        <w:pStyle w:val="FirstParagraph"/>
-      </w:pPr>
-      <w:r>
-        <w:rPr>
-          <w:b/>
-          <w:bCs/>
-        </w:rPr>
-        <w:t xml:space="preserve">Skills:</w:t>
-      </w:r>
-      <w:r>
-        <w:t xml:space="preserve"> </w:t>
-      </w:r>
-      <w:r>
-        <w:t xml:space="preserve">TypeScript · React · React Native · Technical Documentation · Training · JavaScript</w:t>
-      </w:r>
-    </w:p>
-    <w:bookmarkEnd w:id="29"/>
-    <w:bookmarkStart w:id="30" w:name="X6f6c515e9a846391196e28cbcef2adeadc99ef3"/>
-    <w:p>
-      <w:pPr>
-        <w:pStyle w:val="Heading3"/>
-      </w:pPr>
-      <w:r>
-        <w:t xml:space="preserve">Bill : Sr. Front End Engineer / Jul 2022 - Dec 2023 / San Jose</w:t>
-      </w:r>
-    </w:p>
-    <w:p>
-      <w:pPr>
-        <w:pStyle w:val="FirstParagraph"/>
-      </w:pPr>
-      <w:r>
-        <w:t xml:space="preserve">Automated</w:t>
-      </w:r>
-      <w:r>
-        <w:t xml:space="preserve"> </w:t>
-      </w:r>
-      <w:r>
-        <w:rPr>
-          <w:b/>
-          <w:bCs/>
-        </w:rPr>
-        <w:t xml:space="preserve">financial operations platform</w:t>
-      </w:r>
-      <w:r>
-        <w:t xml:space="preserve"> </w:t>
-      </w:r>
-      <w:r>
-        <w:t xml:space="preserve">providing end-to-end bill payments, invoicing, and accounts payable/receivable management for</w:t>
-      </w:r>
-      <w:r>
-        <w:t xml:space="preserve"> </w:t>
-      </w:r>
-      <w:r>
-        <w:rPr>
-          <w:i/>
-          <w:iCs/>
-        </w:rPr>
-        <w:t xml:space="preserve">SMBs and midsize companies</w:t>
-      </w:r>
-      <w:r>
-        <w:t xml:space="preserve">.</w:t>
-      </w:r>
-      <w:r>
-        <w:t xml:space="preserve"> </w:t>
-      </w:r>
-      <w:r>
-        <w:rPr>
-          <w:b/>
-          <w:bCs/>
-        </w:rPr>
-        <w:t xml:space="preserve">AI-enabled</w:t>
-      </w:r>
-      <w:r>
-        <w:t xml:space="preserve"> </w:t>
-      </w:r>
-      <w:r>
-        <w:t xml:space="preserve">platform that streamlines cash flow and</w:t>
-      </w:r>
-      <w:r>
-        <w:t xml:space="preserve"> </w:t>
-      </w:r>
-      <w:r>
-        <w:rPr>
-          <w:i/>
-          <w:iCs/>
-        </w:rPr>
-        <w:t xml:space="preserve">payment processes</w:t>
-      </w:r>
-      <w:r>
-        <w:t xml:space="preserve">. Worked with Angular &amp; RxJS on the revenue-generating</w:t>
-      </w:r>
-      <w:r>
-        <w:t xml:space="preserve"> </w:t>
-      </w:r>
-      <w:r>
-        <w:rPr>
-          <w:b/>
-          <w:bCs/>
-        </w:rPr>
-        <w:t xml:space="preserve">International Payments Team</w:t>
-      </w:r>
-      <w:r>
-        <w:t xml:space="preserve">.</w:t>
-      </w:r>
-    </w:p>
-    <w:p>
-      <w:pPr>
-        <w:pStyle w:val="Compact"/>
-        <w:numPr>
-          <w:ilvl w:val="0"/>
-          <w:numId w:val="1003"/>
-        </w:numPr>
-      </w:pPr>
-      <w:r>
-        <w:rPr>
-          <w:b/>
-          <w:bCs/>
-        </w:rPr>
-        <w:t xml:space="preserve">Retrofitted</w:t>
-      </w:r>
-      <w:r>
-        <w:t xml:space="preserve"> </w:t>
-      </w:r>
-      <w:r>
-        <w:t xml:space="preserve">existing Domestic payment flows with International options, to enable users to make International Payments with current exchange rates, increasing revenue by 15%.</w:t>
-      </w:r>
-    </w:p>
-    <w:p>
-      <w:pPr>
-        <w:pStyle w:val="Compact"/>
-        <w:numPr>
-          <w:ilvl w:val="0"/>
-          <w:numId w:val="1003"/>
-        </w:numPr>
-      </w:pPr>
-      <w:r>
-        <w:rPr>
-          <w:b/>
-          <w:bCs/>
-        </w:rPr>
-        <w:t xml:space="preserve">Operated</w:t>
-      </w:r>
-      <w:r>
-        <w:t xml:space="preserve"> </w:t>
-      </w:r>
-      <w:r>
-        <w:t xml:space="preserve">across several teams to enable these features by working with the code owners to develop features and fix bugs.</w:t>
-      </w:r>
-    </w:p>
-    <w:p>
-      <w:pPr>
-        <w:pStyle w:val="Compact"/>
-        <w:numPr>
-          <w:ilvl w:val="0"/>
-          <w:numId w:val="1003"/>
-        </w:numPr>
-      </w:pPr>
-      <w:r>
-        <w:rPr>
-          <w:b/>
-          <w:bCs/>
-        </w:rPr>
-        <w:t xml:space="preserve">Wrote</w:t>
-      </w:r>
-      <w:r>
-        <w:t xml:space="preserve"> </w:t>
-      </w:r>
-      <w:r>
-        <w:t xml:space="preserve">package.json scripts to streamline repetitive engineering tasks.</w:t>
-      </w:r>
-    </w:p>
-    <w:p>
-      <w:pPr>
-        <w:pStyle w:val="Compact"/>
-        <w:numPr>
-          <w:ilvl w:val="0"/>
-          <w:numId w:val="1003"/>
-        </w:numPr>
-      </w:pPr>
-      <w:r>
-        <w:rPr>
-          <w:b/>
-          <w:bCs/>
-        </w:rPr>
-        <w:t xml:space="preserve">Created</w:t>
-      </w:r>
-      <w:r>
-        <w:t xml:space="preserve"> </w:t>
-      </w:r>
-      <w:r>
-        <w:t xml:space="preserve">training documentation in Markdown, on Confluence to onboard new engineers and standardize processes.</w:t>
-      </w:r>
-    </w:p>
-    <w:p>
-      <w:pPr>
-        <w:pStyle w:val="FirstParagraph"/>
-      </w:pPr>
-      <w:r>
-        <w:rPr>
-          <w:b/>
-          <w:bCs/>
-        </w:rPr>
-        <w:t xml:space="preserve">Skills:</w:t>
-      </w:r>
-      <w:r>
-        <w:t xml:space="preserve"> </w:t>
-      </w:r>
-      <w:r>
-        <w:t xml:space="preserve">TypeScript · Angular · RxJS · Technical Documentation · Training · JavaScript</w:t>
+        <w:t xml:space="preserve">TypeScript · Angular · RxJS · Technical Documentation · Enterprise Systems · JavaScript</w:t>
       </w:r>
     </w:p>
     <w:bookmarkEnd w:id="30"/>
@@ -925,23 +797,7 @@
         <w:pStyle w:val="FirstParagraph"/>
       </w:pPr>
       <w:r>
-        <w:t xml:space="preserve">Premier multi-channel</w:t>
-      </w:r>
-      <w:r>
-        <w:t xml:space="preserve"> </w:t>
-      </w:r>
-      <w:r>
-        <w:rPr>
-          <w:b/>
-          <w:bCs/>
-        </w:rPr>
-        <w:t xml:space="preserve">specialty retailer</w:t>
-      </w:r>
-      <w:r>
-        <w:t xml:space="preserve"> </w:t>
-      </w:r>
-      <w:r>
-        <w:t xml:space="preserve">of high-quality home furnishings and kitchenware, operating 625+ stores globally and distributing to 60+ countries. Portfolio includes Williams Sonoma, Pottery Barn, Pottery Barn Kids, PBteen, West Elm, Williams-Sonoma Home, Mark and Graham, and Rejuvenation brands. Worked on the</w:t>
+        <w:t xml:space="preserve">Premier multi-channel specialty retailer operating 625+ stores globally. Worked on the</w:t>
       </w:r>
       <w:r>
         <w:t xml:space="preserve"> </w:t>
@@ -957,33 +813,7 @@
         <w:t xml:space="preserve"> </w:t>
       </w:r>
       <w:r>
-        <w:t xml:space="preserve">team, transitioning Production pages from</w:t>
-      </w:r>
-      <w:r>
-        <w:t xml:space="preserve"> </w:t>
-      </w:r>
-      <w:r>
-        <w:rPr>
-          <w:i/>
-          <w:iCs/>
-        </w:rPr>
-        <w:t xml:space="preserve">6 brands</w:t>
-      </w:r>
-      <w:r>
-        <w:t xml:space="preserve">, into a</w:t>
-      </w:r>
-      <w:r>
-        <w:t xml:space="preserve"> </w:t>
-      </w:r>
-      <w:r>
-        <w:rPr>
-          <w:i/>
-          <w:iCs/>
-        </w:rPr>
-        <w:t xml:space="preserve">unified Vue project</w:t>
-      </w:r>
-      <w:r>
-        <w:t xml:space="preserve">.</w:t>
+        <w:t xml:space="preserve">team transitioning production pages across six brands into a unified Vue architecture.</w:t>
       </w:r>
     </w:p>
     <w:p>
@@ -1005,7 +835,7 @@
         <w:t xml:space="preserve"> </w:t>
       </w:r>
       <w:r>
-        <w:t xml:space="preserve">styling &amp; architectural updates to Vue components to all 6 supported brands, including; the Product Information pages for the Purchasing Component &amp; Product Flags Component, Shop pages, &amp; Content pages.</w:t>
+        <w:t xml:space="preserve">component architecture and styling updates across brand systems, improving consistency and maintainability.</w:t>
       </w:r>
     </w:p>
     <w:p>
@@ -1021,13 +851,13 @@
           <w:b/>
           <w:bCs/>
         </w:rPr>
-        <w:t xml:space="preserve">Solved</w:t>
-      </w:r>
-      <w:r>
-        <w:t xml:space="preserve"> </w:t>
-      </w:r>
-      <w:r>
-        <w:t xml:space="preserve">Local Environment Stability Issues with a self-directed NodeJS project that automated engineering tasks, including; cloning 11 repos for multiple remotes per brand. This reduced the first-time setup for local development from about 1 week to 1/2 a day.</w:t>
+        <w:t xml:space="preserve">Reduced</w:t>
+      </w:r>
+      <w:r>
+        <w:t xml:space="preserve"> </w:t>
+      </w:r>
+      <w:r>
+        <w:t xml:space="preserve">local development setup time from one week to half a day by automating multi-repository workflows.</w:t>
       </w:r>
     </w:p>
     <w:p>
@@ -1043,13 +873,13 @@
           <w:b/>
           <w:bCs/>
         </w:rPr>
-        <w:t xml:space="preserve">Automated</w:t>
-      </w:r>
-      <w:r>
-        <w:t xml:space="preserve"> </w:t>
-      </w:r>
-      <w:r>
-        <w:t xml:space="preserve">feature branch creation for our 4 repos with my script that created multiple feature branches with the JIRA ticket number, and updated local branches to the latest release code.</w:t>
+        <w:t xml:space="preserve">Managed</w:t>
+      </w:r>
+      <w:r>
+        <w:t xml:space="preserve"> </w:t>
+      </w:r>
+      <w:r>
+        <w:t xml:space="preserve">pull request migrations and release coordination across distributed teams.</w:t>
       </w:r>
     </w:p>
     <w:p>
@@ -1065,35 +895,13 @@
           <w:b/>
           <w:bCs/>
         </w:rPr>
-        <w:t xml:space="preserve">Managed</w:t>
-      </w:r>
-      <w:r>
-        <w:t xml:space="preserve"> </w:t>
-      </w:r>
-      <w:r>
-        <w:t xml:space="preserve">&amp; Migrated pull requests from team-specific repos, to Bedrock &amp; Release Management repos, including batch cherry-picked commits from my team to the upstream repos. I was responsible for making sure all of the features for the release were included in the release branches.</w:t>
-      </w:r>
-    </w:p>
-    <w:p>
-      <w:pPr>
-        <w:pStyle w:val="Compact"/>
-        <w:numPr>
-          <w:ilvl w:val="0"/>
-          <w:numId w:val="1004"/>
-        </w:numPr>
-      </w:pPr>
-      <w:r>
-        <w:rPr>
-          <w:b/>
-          <w:bCs/>
-        </w:rPr>
         <w:t xml:space="preserve">Mentored</w:t>
       </w:r>
       <w:r>
         <w:t xml:space="preserve"> </w:t>
       </w:r>
       <w:r>
-        <w:t xml:space="preserve">junior engineers on my team with paired programming sessions and sharing my documentation.</w:t>
+        <w:t xml:space="preserve">junior engineers through documentation and paired programming sessions.</w:t>
       </w:r>
     </w:p>
     <w:p>
@@ -1111,7 +919,7 @@
         <w:t xml:space="preserve"> </w:t>
       </w:r>
       <w:r>
-        <w:t xml:space="preserve">Javascript · Vue · SASS · NodeJS · Shell · Markdown · Adobe Experience Manager · Mentorship</w:t>
+        <w:t xml:space="preserve">Javascript · Vue · SASS · NodeJS · Shell · Markdown · Release Management · Mentorship</w:t>
       </w:r>
     </w:p>
     <w:bookmarkEnd w:id="31"/>
@@ -1145,23 +953,7 @@
         <w:t xml:space="preserve"> </w:t>
       </w:r>
       <w:r>
-        <w:t xml:space="preserve">that enables users to collect letters, photos, and memories from friends, family, and coworkers for special occasions like retirements, birthdays, and anniversaries. Contributors submit content through customizable templates, which are then compiled into</w:t>
-      </w:r>
-      <w:r>
-        <w:t xml:space="preserve"> </w:t>
-      </w:r>
-      <w:r>
-        <w:rPr>
-          <w:i/>
-          <w:iCs/>
-        </w:rPr>
-        <w:t xml:space="preserve">professionally printed hardcover books</w:t>
-      </w:r>
-      <w:r>
-        <w:t xml:space="preserve"> </w:t>
-      </w:r>
-      <w:r>
-        <w:t xml:space="preserve">with immediate PDF download options.</w:t>
+        <w:t xml:space="preserve">enabling users to collect letters and media for professionally printed hardcover books.</w:t>
       </w:r>
     </w:p>
     <w:p>
@@ -1183,7 +975,7 @@
         <w:t xml:space="preserve"> </w:t>
       </w:r>
       <w:r>
-        <w:t xml:space="preserve">the React Memory Book Project Dashboard with custom Hooks, where project owners view and edit pages submitted from their contributors.</w:t>
+        <w:t xml:space="preserve">React dashboard interfaces with custom Hooks for content management.</w:t>
       </w:r>
     </w:p>
     <w:p>
@@ -1205,7 +997,7 @@
         <w:t xml:space="preserve"> </w:t>
       </w:r>
       <w:r>
-        <w:t xml:space="preserve">the Questionnaire as a new memory book content type, providing project owners a place to ask their contributors questions to answer for their collaborative memory book content.</w:t>
+        <w:t xml:space="preserve">reusable styling systems that reduced redundant code by 25%.</w:t>
       </w:r>
     </w:p>
     <w:p>
@@ -1221,13 +1013,13 @@
           <w:b/>
           <w:bCs/>
         </w:rPr>
-        <w:t xml:space="preserve">Developed</w:t>
-      </w:r>
-      <w:r>
-        <w:t xml:space="preserve"> </w:t>
-      </w:r>
-      <w:r>
-        <w:t xml:space="preserve">a design guide with classNames and partials, from the product design system, to build stylesheets which implemented reusable classnames and styles, reducing lines of code by 25%.</w:t>
+        <w:t xml:space="preserve">Collaborated</w:t>
+      </w:r>
+      <w:r>
+        <w:t xml:space="preserve"> </w:t>
+      </w:r>
+      <w:r>
+        <w:t xml:space="preserve">closely with product and design teams to refine user experience.</w:t>
       </w:r>
     </w:p>
     <w:p>
@@ -1249,7 +1041,7 @@
         <w:t xml:space="preserve"> </w:t>
       </w:r>
       <w:r>
-        <w:t xml:space="preserve">a junior UI/UX designer by providing design advice, Figma help, and to think about user experience from our user’s perspective.</w:t>
+        <w:t xml:space="preserve">junior UI/UX contributors on usability and system consistency.</w:t>
       </w:r>
     </w:p>
     <w:p>
@@ -1285,46 +1077,7 @@
         <w:pStyle w:val="FirstParagraph"/>
       </w:pPr>
       <w:r>
-        <w:rPr>
-          <w:i/>
-          <w:iCs/>
-        </w:rPr>
-        <w:t xml:space="preserve">Non-profit organization</w:t>
-      </w:r>
-      <w:r>
-        <w:t xml:space="preserve"> </w:t>
-      </w:r>
-      <w:r>
-        <w:t xml:space="preserve">serving to promote, perpetuate, and preserve</w:t>
-      </w:r>
-      <w:r>
-        <w:t xml:space="preserve"> </w:t>
-      </w:r>
-      <w:r>
-        <w:rPr>
-          <w:b/>
-          <w:bCs/>
-        </w:rPr>
-        <w:t xml:space="preserve">Okinawan culture in Hawaii</w:t>
-      </w:r>
-      <w:r>
-        <w:t xml:space="preserve">. Represents 50 member clubs with combined membership exceeding 40,000, publishing the bi-monthly Uchinanchu Newsletter and commemorating 125 years of</w:t>
-      </w:r>
-      <w:r>
-        <w:t xml:space="preserve"> </w:t>
-      </w:r>
-      <w:r>
-        <w:rPr>
-          <w:i/>
-          <w:iCs/>
-        </w:rPr>
-        <w:t xml:space="preserve">Okinawan immigration to Hawaii</w:t>
-      </w:r>
-      <w:r>
-        <w:t xml:space="preserve"> </w:t>
-      </w:r>
-      <w:r>
-        <w:t xml:space="preserve">and emigration to the world.</w:t>
+        <w:t xml:space="preserve">Non-profit organization promoting and preserving Okinawan culture in Hawaii.</w:t>
       </w:r>
     </w:p>
     <w:p>
@@ -1346,7 +1099,7 @@
         <w:t xml:space="preserve"> </w:t>
       </w:r>
       <w:r>
-        <w:t xml:space="preserve">existing static HUOA site to a dynamic React site, using Wordpress on the backend.</w:t>
+        <w:t xml:space="preserve">static site into dynamic React architecture with WordPress backend.</w:t>
       </w:r>
     </w:p>
     <w:p>
@@ -1368,7 +1121,7 @@
         <w:t xml:space="preserve"> </w:t>
       </w:r>
       <w:r>
-        <w:t xml:space="preserve">reusable containers &amp; components that were used across the site.</w:t>
+        <w:t xml:space="preserve">reusable components and custom Hooks to manage shared state.</w:t>
       </w:r>
     </w:p>
     <w:p>
@@ -1384,13 +1137,13 @@
           <w:b/>
           <w:bCs/>
         </w:rPr>
-        <w:t xml:space="preserve">Engineered</w:t>
-      </w:r>
-      <w:r>
-        <w:t xml:space="preserve"> </w:t>
-      </w:r>
-      <w:r>
-        <w:t xml:space="preserve">custom Hooks to handle State between multiple components.</w:t>
+        <w:t xml:space="preserve">Improved</w:t>
+      </w:r>
+      <w:r>
+        <w:t xml:space="preserve"> </w:t>
+      </w:r>
+      <w:r>
+        <w:t xml:space="preserve">maintainability through structured component organization.</w:t>
       </w:r>
     </w:p>
     <w:p>
@@ -1426,68 +1179,7 @@
         <w:pStyle w:val="FirstParagraph"/>
       </w:pPr>
       <w:r>
-        <w:t xml:space="preserve">Mobile-first demand-side platform (DSP) specializing in</w:t>
-      </w:r>
-      <w:r>
-        <w:t xml:space="preserve"> </w:t>
-      </w:r>
-      <w:r>
-        <w:rPr>
-          <w:b/>
-          <w:bCs/>
-        </w:rPr>
-        <w:t xml:space="preserve">programmatic advertising</w:t>
-      </w:r>
-      <w:r>
-        <w:t xml:space="preserve"> </w:t>
-      </w:r>
-      <w:r>
-        <w:t xml:space="preserve">and</w:t>
-      </w:r>
-      <w:r>
-        <w:t xml:space="preserve"> </w:t>
-      </w:r>
-      <w:r>
-        <w:rPr>
-          <w:i/>
-          <w:iCs/>
-        </w:rPr>
-        <w:t xml:space="preserve">user acquisition</w:t>
-      </w:r>
-      <w:r>
-        <w:t xml:space="preserve"> </w:t>
-      </w:r>
-      <w:r>
-        <w:t xml:space="preserve">for</w:t>
-      </w:r>
-      <w:r>
-        <w:t xml:space="preserve"> </w:t>
-      </w:r>
-      <w:r>
-        <w:rPr>
-          <w:b/>
-          <w:bCs/>
-        </w:rPr>
-        <w:t xml:space="preserve">mobile apps</w:t>
-      </w:r>
-      <w:r>
-        <w:t xml:space="preserve"> </w:t>
-      </w:r>
-      <w:r>
-        <w:t xml:space="preserve">and</w:t>
-      </w:r>
-      <w:r>
-        <w:t xml:space="preserve"> </w:t>
-      </w:r>
-      <w:r>
-        <w:rPr>
-          <w:b/>
-          <w:bCs/>
-        </w:rPr>
-        <w:t xml:space="preserve">websites</w:t>
-      </w:r>
-      <w:r>
-        <w:t xml:space="preserve">. Features Nero platform with true bidding transparency, predictive analytics, and ROAS optimization for performance advertisers seeking scalable campaign management.</w:t>
+        <w:t xml:space="preserve">Mobile-first demand-side platform specializing in programmatic advertising and user acquisition.</w:t>
       </w:r>
     </w:p>
     <w:p>
@@ -1509,7 +1201,7 @@
         <w:t xml:space="preserve"> </w:t>
       </w:r>
       <w:r>
-        <w:t xml:space="preserve">HTML playable ads in Javascript, with Adobe Animate for clients.</w:t>
+        <w:t xml:space="preserve">interactive HTML playable ads in JavaScript.</w:t>
       </w:r>
     </w:p>
     <w:p>
@@ -1531,7 +1223,7 @@
         <w:t xml:space="preserve"> </w:t>
       </w:r>
       <w:r>
-        <w:t xml:space="preserve">Responsive Design solution that consistently generated increased ad engagement by 30% across all existing playable ads, and became an engineering standard.</w:t>
+        <w:t xml:space="preserve">responsive design improvements increasing engagement by 30%.</w:t>
       </w:r>
     </w:p>
     <w:p>
@@ -1547,13 +1239,13 @@
           <w:b/>
           <w:bCs/>
         </w:rPr>
-        <w:t xml:space="preserve">Created</w:t>
-      </w:r>
-      <w:r>
-        <w:t xml:space="preserve"> </w:t>
-      </w:r>
-      <w:r>
-        <w:t xml:space="preserve">Playable Ad Production Workflow, to design mockups and storyboards for ad approval, and CSS for engineers.</w:t>
+        <w:t xml:space="preserve">Established</w:t>
+      </w:r>
+      <w:r>
+        <w:t xml:space="preserve"> </w:t>
+      </w:r>
+      <w:r>
+        <w:t xml:space="preserve">production workflows for creative engineering teams.</w:t>
       </w:r>
     </w:p>
     <w:p>
@@ -1569,13 +1261,13 @@
           <w:b/>
           <w:bCs/>
         </w:rPr>
-        <w:t xml:space="preserve">Upgraded</w:t>
-      </w:r>
-      <w:r>
-        <w:t xml:space="preserve"> </w:t>
-      </w:r>
-      <w:r>
-        <w:t xml:space="preserve">client assets with self-designed elements, that were approved by advertisers including Disney, Warner Brothers &amp; King, for their Frozen, Harry Potter, and Candy Crush IPs.</w:t>
+        <w:t xml:space="preserve">Collaborated</w:t>
+      </w:r>
+      <w:r>
+        <w:t xml:space="preserve"> </w:t>
+      </w:r>
+      <w:r>
+        <w:t xml:space="preserve">with major brand partners including Disney and Warner Brothers.</w:t>
       </w:r>
     </w:p>
     <w:p>
@@ -1611,50 +1303,7 @@
         <w:pStyle w:val="FirstParagraph"/>
       </w:pPr>
       <w:r>
-        <w:rPr>
-          <w:b/>
-          <w:bCs/>
-        </w:rPr>
-        <w:t xml:space="preserve">Mobile ad network</w:t>
-      </w:r>
-      <w:r>
-        <w:t xml:space="preserve">. Produced and</w:t>
-      </w:r>
-      <w:r>
-        <w:t xml:space="preserve"> </w:t>
-      </w:r>
-      <w:r>
-        <w:rPr>
-          <w:b/>
-          <w:bCs/>
-        </w:rPr>
-        <w:t xml:space="preserve">engineered</w:t>
-      </w:r>
-      <w:r>
-        <w:t xml:space="preserve"> </w:t>
-      </w:r>
-      <w:r>
-        <w:rPr>
-          <w:i/>
-          <w:iCs/>
-        </w:rPr>
-        <w:t xml:space="preserve">playable ads</w:t>
-      </w:r>
-      <w:r>
-        <w:t xml:space="preserve">, while coordinating the production in JIRA, spanning three global regions,</w:t>
-      </w:r>
-      <w:r>
-        <w:t xml:space="preserve"> </w:t>
-      </w:r>
-      <w:r>
-        <w:rPr>
-          <w:i/>
-          <w:iCs/>
-        </w:rPr>
-        <w:t xml:space="preserve">four outsourced development studios</w:t>
-      </w:r>
-      <w:r>
-        <w:t xml:space="preserve">, and a team of internal engineers.</w:t>
+        <w:t xml:space="preserve">Mobile ad network producing and engineering playable ads across global teams.</w:t>
       </w:r>
     </w:p>
     <w:p>
@@ -1676,7 +1325,7 @@
         <w:t xml:space="preserve"> </w:t>
       </w:r>
       <w:r>
-        <w:t xml:space="preserve">UI/UX storyboards for free-to-play playable ads in Figma, to send to advertisers for approval and engineering to build the ads.</w:t>
+        <w:t xml:space="preserve">UI/UX storyboards in Figma for advertiser approval.</w:t>
       </w:r>
     </w:p>
     <w:p>
@@ -1698,7 +1347,7 @@
         <w:t xml:space="preserve"> </w:t>
       </w:r>
       <w:r>
-        <w:t xml:space="preserve">the production of playables 170% in the first 2 months.</w:t>
+        <w:t xml:space="preserve">playable production by 170% within two months.</w:t>
       </w:r>
     </w:p>
     <w:p>
@@ -1714,13 +1363,13 @@
           <w:b/>
           <w:bCs/>
         </w:rPr>
-        <w:t xml:space="preserve">Iterated</w:t>
-      </w:r>
-      <w:r>
-        <w:t xml:space="preserve"> </w:t>
-      </w:r>
-      <w:r>
-        <w:t xml:space="preserve">existing ads with A/B testing, tracked and reported results from Metamarkets data to all stakeholders.</w:t>
+        <w:t xml:space="preserve">Analyzed</w:t>
+      </w:r>
+      <w:r>
+        <w:t xml:space="preserve"> </w:t>
+      </w:r>
+      <w:r>
+        <w:t xml:space="preserve">A/B testing data to inform product iteration.</w:t>
       </w:r>
     </w:p>
     <w:p>
@@ -1743,66 +1392,22 @@
     </w:p>
     <w:bookmarkEnd w:id="35"/>
     <w:bookmarkEnd w:id="36"/>
-    <w:bookmarkStart w:id="38" w:name="open-source-contributions"/>
+    <w:bookmarkStart w:id="38" w:name="media-production"/>
     <w:p>
       <w:pPr>
         <w:pStyle w:val="Heading2"/>
       </w:pPr>
       <w:r>
-        <w:t xml:space="preserve">Open Source Contributions</w:t>
-      </w:r>
-    </w:p>
-    <w:bookmarkStart w:id="37" w:name="X1e5f270fd253f7eaee57c6b03f78d4f66989738"/>
+        <w:t xml:space="preserve">Media Production</w:t>
+      </w:r>
+    </w:p>
+    <w:bookmarkStart w:id="37" w:name="Xbbc22a50f4019ff4e2215645d54d96d0d9e06ad"/>
     <w:p>
       <w:pPr>
         <w:pStyle w:val="Heading3"/>
       </w:pPr>
       <w:r>
-        <w:t xml:space="preserve">Payload CMS: Full Stack Engineer / August 2024 - December 2024 / Remote</w:t>
-      </w:r>
-    </w:p>
-    <w:p>
-      <w:pPr>
-        <w:pStyle w:val="FirstParagraph"/>
-      </w:pPr>
-      <w:r>
-        <w:rPr>
-          <w:b/>
-          <w:bCs/>
-        </w:rPr>
-        <w:t xml:space="preserve">React</w:t>
-      </w:r>
-      <w:r>
-        <w:t xml:space="preserve"> </w:t>
-      </w:r>
-      <w:r>
-        <w:t xml:space="preserve">&amp;</w:t>
-      </w:r>
-      <w:r>
-        <w:t xml:space="preserve"> </w:t>
-      </w:r>
-      <w:r>
-        <w:rPr>
-          <w:b/>
-          <w:bCs/>
-        </w:rPr>
-        <w:t xml:space="preserve">Next.js</w:t>
-      </w:r>
-      <w:r>
-        <w:t xml:space="preserve"> </w:t>
-      </w:r>
-      <w:r>
-        <w:rPr>
-          <w:i/>
-          <w:iCs/>
-        </w:rPr>
-        <w:t xml:space="preserve">headless CMS</w:t>
-      </w:r>
-      <w:r>
-        <w:t xml:space="preserve"> </w:t>
-      </w:r>
-      <w:r>
-        <w:t xml:space="preserve">with a full Typescript backend, that’s an all in one solution to building websites.</w:t>
+        <w:t xml:space="preserve">GaymeBar Podcast: Co-Host, Producer, Public Speaker, Audio Engineer / 2010 - 2019 / Remote</w:t>
       </w:r>
     </w:p>
     <w:p>
@@ -1818,13 +1423,13 @@
           <w:b/>
           <w:bCs/>
         </w:rPr>
-        <w:t xml:space="preserve">Wrote</w:t>
-      </w:r>
-      <w:r>
-        <w:t xml:space="preserve"> </w:t>
-      </w:r>
-      <w:r>
-        <w:t xml:space="preserve">onboarding documentation for new engineers.</w:t>
+        <w:t xml:space="preserve">Produced and hosted</w:t>
+      </w:r>
+      <w:r>
+        <w:t xml:space="preserve"> </w:t>
+      </w:r>
+      <w:r>
+        <w:t xml:space="preserve">over 300 podcast episodes.</w:t>
       </w:r>
     </w:p>
     <w:p>
@@ -1840,13 +1445,35 @@
           <w:b/>
           <w:bCs/>
         </w:rPr>
-        <w:t xml:space="preserve">Created</w:t>
-      </w:r>
-      <w:r>
-        <w:t xml:space="preserve"> </w:t>
-      </w:r>
-      <w:r>
-        <w:t xml:space="preserve">seed data for different website types.</w:t>
+        <w:t xml:space="preserve">Interviewed</w:t>
+      </w:r>
+      <w:r>
+        <w:t xml:space="preserve"> </w:t>
+      </w:r>
+      <w:r>
+        <w:t xml:space="preserve">industry professionals and coordinated live speaking engagements.</w:t>
+      </w:r>
+    </w:p>
+    <w:p>
+      <w:pPr>
+        <w:pStyle w:val="Compact"/>
+        <w:numPr>
+          <w:ilvl w:val="0"/>
+          <w:numId w:val="1009"/>
+        </w:numPr>
+      </w:pPr>
+      <w:r>
+        <w:rPr>
+          <w:b/>
+          <w:bCs/>
+        </w:rPr>
+        <w:t xml:space="preserve">Managed</w:t>
+      </w:r>
+      <w:r>
+        <w:t xml:space="preserve"> </w:t>
+      </w:r>
+      <w:r>
+        <w:t xml:space="preserve">production, editing, and distribution workflows.</w:t>
       </w:r>
     </w:p>
     <w:bookmarkEnd w:id="37"/>
@@ -2020,14 +1647,6 @@
       </w:hyperlink>
       <w:r>
         <w:t xml:space="preserve">.</w:t>
-      </w:r>
-    </w:p>
-    <w:p>
-      <w:pPr>
-        <w:pStyle w:val="FirstParagraph"/>
-      </w:pPr>
-      <w:r>
-        <w:t xml:space="preserve">Thank you.</w:t>
       </w:r>
     </w:p>
     <w:bookmarkEnd w:id="41"/>
